--- a/icr_paper/LINKO_manuscript_japanese.docx
+++ b/icr_paper/LINKO_manuscript_japanese.docx
@@ -326,7 +326,7 @@
           <w:rFonts w:ascii="Yu Mincho" w:hAnsi="Yu Mincho"/>
           <w:i w:val="0"/>
         </w:rPr>
-        <w:t>loading法は0.046〜0.180、回帰法は0.00073〜0.00230で変動した (表6)。回帰法は14日死亡率と関連し (r = 0.896, P = 0.003)、loading法では関連は認めなかった (r = 0.265, P = 0.526)。Leave-one-out解析の結果を表7に示す。8群は独立でなく、この結果は仮説生成的である。</w:t>
+        <w:t>loading法は0.046〜0.180、回帰法は0.00073〜0.00230で変動した (表6)。回帰法は14日死亡率と関連し (r = 0.896, P = 0.003)、loading法では関連は認めなかった (r = 0.265, P = 0.526)。Leave-one-out解析の結果を補足表S1に示す。8群は独立でなく、この結果は仮説生成的である。</w:t>
       </w:r>
     </w:p>
     <w:p>
@@ -346,7 +346,7 @@
           <w:rFonts w:ascii="Yu Mincho" w:hAnsi="Yu Mincho"/>
           <w:i w:val="0"/>
         </w:rPr>
-        <w:t>ICR中央値に近い順に研究を追加しても結論到達に要する研究数は減少しなかった (ランダム 3.94件、ICR一致 3.91件、LINKO 4.00件、表8)。</w:t>
+        <w:t>ICR中央値に近い順に研究を追加しても結論到達に要する研究数は減少しなかった (ランダム 3.94件、ICR一致 3.91件、LINKO 4.00件、表7)。</w:t>
       </w:r>
     </w:p>
     <w:p>
@@ -5270,7 +5270,7 @@
           <w:b/>
           <w:sz w:val="20"/>
         </w:rPr>
-        <w:t>表7. Leave-one-out感度分析</w:t>
+        <w:t>補足表S1. Leave-one-out感度分析</w:t>
       </w:r>
     </w:p>
     <w:tbl>
@@ -6224,7 +6224,7 @@
           <w:b/>
           <w:sz w:val="20"/>
         </w:rPr>
-        <w:t>表8. 研究順序付け戦略の比較</w:t>
+        <w:t>表7. 研究順序付け戦略の比較</w:t>
       </w:r>
     </w:p>
     <w:tbl>

--- a/icr_paper/LINKO_manuscript_japanese.docx
+++ b/icr_paper/LINKO_manuscript_japanese.docx
@@ -175,7 +175,7 @@
           <w:rFonts w:ascii="Yu Mincho" w:hAnsi="Yu Mincho"/>
           <w:i w:val="0"/>
         </w:rPr>
-        <w:t>標準化変数の相関行列に対する主成分分析により、負荷量が0.3以上の主成分の寄与率和 (loading法) と、予測変数のみのPCA得点にエンドポイントを回帰して求める指標 (回帰法) を用いた。</w:t>
+        <w:t>標準化変数の相関行列に対する主成分分析により、負荷量が0.3以上の主成分の寄与率和 (loading法) と、予測変数のみのPCA得点にエンドポイントを回帰して求める指標 (回帰法) を用いた。このしきい値は2乗負荷量約0.1（変数が主成分の約10%の分散を説明）に概ね対応し、恣意的であることを明示する。</w:t>
       </w:r>
     </w:p>
     <w:p>
